--- a/小野町_引継ぎ_整理済/09_骨子案/おのまち障がい者計画_第4期障がい児福祉計画_第8期障がい福祉計画_骨子案_第3版_20261015.docx
+++ b/小野町_引継ぎ_整理済/09_骨子案/おのまち障がい者計画_第4期障がい児福祉計画_第8期障がい福祉計画_骨子案_第3版_20261015.docx
@@ -1275,14 +1275,14 @@
         </w:tblCellMar>
       </w:tblPr>
       <w:tblGrid>
-        <w:gridCol w:w="3182"/>
-        <w:gridCol w:w="1803"/>
-        <w:gridCol w:w="4766"/>
+        <w:gridCol w:w="2677"/>
+        <w:gridCol w:w="1620"/>
+        <w:gridCol w:w="5454"/>
       </w:tblGrid>
       <w:tr>
         <w:tc>
           <w:tcPr>
-            <w:tcW w:type="dxa" w:w="3182"/>
+            <w:tcW w:type="dxa" w:w="2677"/>
             <w:shd w:val="clear" w:fill="1F3864"/>
             <w:vAlign w:val="center"/>
           </w:tcPr>
@@ -1305,7 +1305,7 @@
         </w:tc>
         <w:tc>
           <w:tcPr>
-            <w:tcW w:type="dxa" w:w="1803"/>
+            <w:tcW w:type="dxa" w:w="1620"/>
             <w:shd w:val="clear" w:fill="1F3864"/>
             <w:vAlign w:val="center"/>
           </w:tcPr>
@@ -1328,7 +1328,7 @@
         </w:tc>
         <w:tc>
           <w:tcPr>
-            <w:tcW w:type="dxa" w:w="4766"/>
+            <w:tcW w:type="dxa" w:w="5454"/>
             <w:shd w:val="clear" w:fill="1F3864"/>
             <w:vAlign w:val="center"/>
           </w:tcPr>
@@ -1353,7 +1353,7 @@
       <w:tr>
         <w:tc>
           <w:tcPr>
-            <w:tcW w:type="dxa" w:w="3182"/>
+            <w:tcW w:type="dxa" w:w="2677"/>
             <w:vAlign w:val="center"/>
           </w:tcPr>
           <w:p>
@@ -1373,7 +1373,7 @@
         </w:tc>
         <w:tc>
           <w:tcPr>
-            <w:tcW w:type="dxa" w:w="1803"/>
+            <w:tcW w:type="dxa" w:w="1620"/>
             <w:vAlign w:val="center"/>
           </w:tcPr>
           <w:p>
@@ -1393,7 +1393,7 @@
         </w:tc>
         <w:tc>
           <w:tcPr>
-            <w:tcW w:type="dxa" w:w="4766"/>
+            <w:tcW w:type="dxa" w:w="5454"/>
             <w:vAlign w:val="center"/>
           </w:tcPr>
           <w:p>
@@ -1415,7 +1415,7 @@
       <w:tr>
         <w:tc>
           <w:tcPr>
-            <w:tcW w:type="dxa" w:w="3182"/>
+            <w:tcW w:type="dxa" w:w="2677"/>
             <w:vAlign w:val="center"/>
           </w:tcPr>
           <w:p>
@@ -1435,7 +1435,7 @@
         </w:tc>
         <w:tc>
           <w:tcPr>
-            <w:tcW w:type="dxa" w:w="1803"/>
+            <w:tcW w:type="dxa" w:w="1620"/>
             <w:vAlign w:val="center"/>
           </w:tcPr>
           <w:p>
@@ -1455,7 +1455,7 @@
         </w:tc>
         <w:tc>
           <w:tcPr>
-            <w:tcW w:type="dxa" w:w="4766"/>
+            <w:tcW w:type="dxa" w:w="5454"/>
             <w:vAlign w:val="center"/>
           </w:tcPr>
           <w:p>
@@ -1477,7 +1477,7 @@
       <w:tr>
         <w:tc>
           <w:tcPr>
-            <w:tcW w:type="dxa" w:w="3182"/>
+            <w:tcW w:type="dxa" w:w="2677"/>
             <w:vAlign w:val="center"/>
           </w:tcPr>
           <w:p>
@@ -1497,7 +1497,7 @@
         </w:tc>
         <w:tc>
           <w:tcPr>
-            <w:tcW w:type="dxa" w:w="1803"/>
+            <w:tcW w:type="dxa" w:w="1620"/>
             <w:vAlign w:val="center"/>
           </w:tcPr>
           <w:p>
@@ -1517,7 +1517,7 @@
         </w:tc>
         <w:tc>
           <w:tcPr>
-            <w:tcW w:type="dxa" w:w="4766"/>
+            <w:tcW w:type="dxa" w:w="5454"/>
             <w:vAlign w:val="center"/>
           </w:tcPr>
           <w:p>
@@ -1539,12 +1539,11 @@
       <w:tr>
         <w:tc>
           <w:tcPr>
-            <w:tcW w:type="dxa" w:w="3182"/>
-            <w:vAlign w:val="center"/>
-          </w:tcPr>
-          <w:p>
-            <w:pPr>
-              <w:keepNext/>
+            <w:tcW w:type="dxa" w:w="2677"/>
+            <w:vAlign w:val="center"/>
+          </w:tcPr>
+          <w:p>
+            <w:pPr>
               <w:spacing w:before="20" w:after="20"/>
             </w:pPr>
             <w:r>
@@ -1560,12 +1559,11 @@
         </w:tc>
         <w:tc>
           <w:tcPr>
-            <w:tcW w:type="dxa" w:w="1803"/>
-            <w:vAlign w:val="center"/>
-          </w:tcPr>
-          <w:p>
-            <w:pPr>
-              <w:keepNext/>
+            <w:tcW w:type="dxa" w:w="1620"/>
+            <w:vAlign w:val="center"/>
+          </w:tcPr>
+          <w:p>
+            <w:pPr>
               <w:spacing w:before="20" w:after="20"/>
             </w:pPr>
             <w:r>
@@ -1581,12 +1579,11 @@
         </w:tc>
         <w:tc>
           <w:tcPr>
-            <w:tcW w:type="dxa" w:w="4766"/>
-            <w:vAlign w:val="center"/>
-          </w:tcPr>
-          <w:p>
-            <w:pPr>
-              <w:keepNext/>
+            <w:tcW w:type="dxa" w:w="5454"/>
+            <w:vAlign w:val="center"/>
+          </w:tcPr>
+          <w:p>
+            <w:pPr>
               <w:spacing w:before="20" w:after="20"/>
             </w:pPr>
             <w:r>
@@ -1604,7 +1601,78 @@
       <w:tr>
         <w:tc>
           <w:tcPr>
-            <w:tcW w:type="dxa" w:w="3182"/>
+            <w:tcW w:type="dxa" w:w="2677"/>
+            <w:vAlign w:val="center"/>
+          </w:tcPr>
+          <w:p>
+            <w:pPr>
+              <w:spacing w:before="20" w:after="20"/>
+            </w:pPr>
+            <w:r>
+              <w:rPr>
+                <w:rFonts w:ascii="游ゴシック" w:hAnsi="游ゴシック" w:eastAsia="游ゴシック"/>
+                <w:b w:val="0"/>
+                <w:i w:val="0"/>
+                <w:sz w:val="17"/>
+              </w:rPr>
+              <w:t>小野町地域防災計画</w:t>
+            </w:r>
+          </w:p>
+        </w:tc>
+        <w:tc>
+          <w:tcPr>
+            <w:tcW w:type="dxa" w:w="1620"/>
+            <w:vAlign w:val="center"/>
+          </w:tcPr>
+          <w:p>
+            <w:pPr>
+              <w:spacing w:before="20" w:after="20"/>
+            </w:pPr>
+            <w:r>
+              <w:rPr>
+                <w:rFonts w:ascii="游ゴシック" w:hAnsi="游ゴシック" w:eastAsia="游ゴシック"/>
+                <w:b w:val="0"/>
+                <w:i w:val="0"/>
+                <w:sz w:val="17"/>
+              </w:rPr>
+              <w:t>関連計画</w:t>
+            </w:r>
+          </w:p>
+        </w:tc>
+        <w:tc>
+          <w:tcPr>
+            <w:tcW w:type="dxa" w:w="5454"/>
+            <w:vAlign w:val="center"/>
+          </w:tcPr>
+          <w:p>
+            <w:pPr>
+              <w:spacing w:before="20" w:after="20"/>
+            </w:pPr>
+            <w:r>
+              <w:rPr>
+                <w:rFonts w:ascii="游ゴシック" w:hAnsi="游ゴシック" w:eastAsia="游ゴシック"/>
+                <w:b/>
+                <w:i w:val="0"/>
+                <w:sz w:val="17"/>
+              </w:rPr>
+              <w:t>避難行動要支援者名簿・個別避難計画。</w:t>
+            </w:r>
+            <w:r>
+              <w:rPr>
+                <w:rFonts w:ascii="游ゴシック" w:hAnsi="游ゴシック" w:eastAsia="游ゴシック"/>
+                <w:b w:val="0"/>
+                <w:i w:val="0"/>
+                <w:sz w:val="17"/>
+              </w:rPr>
+              <w:t>医療的ケア児支援法の改正により、医療的ケア児等支援センターの業務に個別避難計画の作成への協力が加わる（令和9年4月1日施行）</w:t>
+            </w:r>
+          </w:p>
+        </w:tc>
+      </w:tr>
+      <w:tr>
+        <w:tc>
+          <w:tcPr>
+            <w:tcW w:type="dxa" w:w="2677"/>
             <w:vAlign w:val="center"/>
           </w:tcPr>
           <w:p>
@@ -1624,7 +1692,7 @@
         </w:tc>
         <w:tc>
           <w:tcPr>
-            <w:tcW w:type="dxa" w:w="1803"/>
+            <w:tcW w:type="dxa" w:w="1620"/>
             <w:vAlign w:val="center"/>
           </w:tcPr>
           <w:p>
@@ -1644,7 +1712,7 @@
         </w:tc>
         <w:tc>
           <w:tcPr>
-            <w:tcW w:type="dxa" w:w="4766"/>
+            <w:tcW w:type="dxa" w:w="5454"/>
             <w:vAlign w:val="center"/>
           </w:tcPr>
           <w:p>
@@ -1659,6 +1727,258 @@
                 <w:sz w:val="17"/>
               </w:rPr>
               <w:t>県計画との整合。県障がい者計画は令和9年度で満了するため、本計画期間の後半は県の次期計画の策定状況を踏まえて整合を図る</w:t>
+            </w:r>
+          </w:p>
+        </w:tc>
+      </w:tr>
+      <w:tr>
+        <w:tc>
+          <w:tcPr>
+            <w:tcW w:type="dxa" w:w="2677"/>
+            <w:vAlign w:val="center"/>
+          </w:tcPr>
+          <w:p>
+            <w:pPr>
+              <w:spacing w:before="20" w:after="20"/>
+            </w:pPr>
+            <w:r>
+              <w:rPr>
+                <w:rFonts w:ascii="游ゴシック" w:hAnsi="游ゴシック" w:eastAsia="游ゴシック"/>
+                <w:b/>
+                <w:i w:val="0"/>
+                <w:sz w:val="17"/>
+              </w:rPr>
+              <w:t>福島県保健医療計画（第八次）</w:t>
+            </w:r>
+          </w:p>
+        </w:tc>
+        <w:tc>
+          <w:tcPr>
+            <w:tcW w:type="dxa" w:w="1620"/>
+            <w:vAlign w:val="center"/>
+          </w:tcPr>
+          <w:p>
+            <w:pPr>
+              <w:spacing w:before="20" w:after="20"/>
+            </w:pPr>
+            <w:r>
+              <w:rPr>
+                <w:rFonts w:ascii="游ゴシック" w:hAnsi="游ゴシック" w:eastAsia="游ゴシック"/>
+                <w:b/>
+                <w:i w:val="0"/>
+                <w:sz w:val="17"/>
+              </w:rPr>
+              <w:t>県計画</w:t>
+            </w:r>
+          </w:p>
+        </w:tc>
+        <w:tc>
+          <w:tcPr>
+            <w:tcW w:type="dxa" w:w="5454"/>
+            <w:vAlign w:val="center"/>
+          </w:tcPr>
+          <w:p>
+            <w:pPr>
+              <w:spacing w:before="20" w:after="20"/>
+            </w:pPr>
+            <w:r>
+              <w:rPr>
+                <w:rFonts w:ascii="游ゴシック" w:hAnsi="游ゴシック" w:eastAsia="游ゴシック"/>
+                <w:b/>
+                <w:i w:val="0"/>
+                <w:sz w:val="17"/>
+              </w:rPr>
+              <w:t>令和6〜11年度で本計画期間を包含する。</w:t>
+            </w:r>
+            <w:r>
+              <w:rPr>
+                <w:rFonts w:ascii="游ゴシック" w:hAnsi="游ゴシック" w:eastAsia="游ゴシック"/>
+                <w:b w:val="0"/>
+                <w:i w:val="0"/>
+                <w:sz w:val="17"/>
+              </w:rPr>
+              <w:t>第8章第5節（</w:t>
+            </w:r>
+            <w:r>
+              <w:rPr>
+                <w:rFonts w:ascii="游ゴシック" w:hAnsi="游ゴシック" w:eastAsia="游ゴシック"/>
+                <w:b/>
+                <w:i w:val="0"/>
+                <w:sz w:val="17"/>
+              </w:rPr>
+              <w:t>精神障害にも対応した地域包括ケアシステム</w:t>
+            </w:r>
+            <w:r>
+              <w:rPr>
+                <w:rFonts w:ascii="游ゴシック" w:hAnsi="游ゴシック" w:eastAsia="游ゴシック"/>
+                <w:b w:val="0"/>
+                <w:i w:val="0"/>
+                <w:sz w:val="17"/>
+              </w:rPr>
+              <w:t>）、第8章第11節（</w:t>
+            </w:r>
+            <w:r>
+              <w:rPr>
+                <w:rFonts w:ascii="游ゴシック" w:hAnsi="游ゴシック" w:eastAsia="游ゴシック"/>
+                <w:b/>
+                <w:i w:val="0"/>
+                <w:sz w:val="17"/>
+              </w:rPr>
+              <w:t>医療的ケア児への支援充実</w:t>
+            </w:r>
+            <w:r>
+              <w:rPr>
+                <w:rFonts w:ascii="游ゴシック" w:hAnsi="游ゴシック" w:eastAsia="游ゴシック"/>
+                <w:b w:val="0"/>
+                <w:i w:val="0"/>
+                <w:sz w:val="17"/>
+              </w:rPr>
+              <w:t>。福島県医療的ケア児支援センターが市町村へのコーディネーター配置促進に努める）、第9章第3節（難病対策）、第8章第9節（過疎・中山間地域の医療）。</w:t>
+            </w:r>
+            <w:r>
+              <w:rPr>
+                <w:rFonts w:ascii="游ゴシック" w:hAnsi="游ゴシック" w:eastAsia="游ゴシック"/>
+                <w:b/>
+                <w:i w:val="0"/>
+                <w:sz w:val="17"/>
+              </w:rPr>
+              <w:t>本町は県中医療圏（3市9町村）に属する</w:t>
+            </w:r>
+          </w:p>
+        </w:tc>
+      </w:tr>
+      <w:tr>
+        <w:tc>
+          <w:tcPr>
+            <w:tcW w:type="dxa" w:w="2677"/>
+            <w:vAlign w:val="center"/>
+          </w:tcPr>
+          <w:p>
+            <w:pPr>
+              <w:keepNext/>
+              <w:spacing w:before="20" w:after="20"/>
+            </w:pPr>
+            <w:r>
+              <w:rPr>
+                <w:rFonts w:ascii="游ゴシック" w:hAnsi="游ゴシック" w:eastAsia="游ゴシック"/>
+                <w:b w:val="0"/>
+                <w:i w:val="0"/>
+                <w:sz w:val="17"/>
+              </w:rPr>
+              <w:t>福島県賃貸住宅供給促進計画・福島県住生活基本計画</w:t>
+            </w:r>
+          </w:p>
+        </w:tc>
+        <w:tc>
+          <w:tcPr>
+            <w:tcW w:type="dxa" w:w="1620"/>
+            <w:vAlign w:val="center"/>
+          </w:tcPr>
+          <w:p>
+            <w:pPr>
+              <w:keepNext/>
+              <w:spacing w:before="20" w:after="20"/>
+            </w:pPr>
+            <w:r>
+              <w:rPr>
+                <w:rFonts w:ascii="游ゴシック" w:hAnsi="游ゴシック" w:eastAsia="游ゴシック"/>
+                <w:b w:val="0"/>
+                <w:i w:val="0"/>
+                <w:sz w:val="17"/>
+              </w:rPr>
+              <w:t>県計画</w:t>
+            </w:r>
+          </w:p>
+        </w:tc>
+        <w:tc>
+          <w:tcPr>
+            <w:tcW w:type="dxa" w:w="5454"/>
+            <w:vAlign w:val="center"/>
+          </w:tcPr>
+          <w:p>
+            <w:pPr>
+              <w:keepNext/>
+              <w:spacing w:before="20" w:after="20"/>
+            </w:pPr>
+            <w:r>
+              <w:rPr>
+                <w:rFonts w:ascii="游ゴシック" w:hAnsi="游ゴシック" w:eastAsia="游ゴシック"/>
+                <w:b/>
+                <w:i w:val="0"/>
+                <w:sz w:val="17"/>
+              </w:rPr>
+              <w:t>住宅確保要配慮者には障がいのある方が含まれる。</w:t>
+            </w:r>
+            <w:r>
+              <w:rPr>
+                <w:rFonts w:ascii="游ゴシック" w:hAnsi="游ゴシック" w:eastAsia="游ゴシック"/>
+                <w:b w:val="0"/>
+                <w:i w:val="0"/>
+                <w:sz w:val="17"/>
+              </w:rPr>
+              <w:t>グループホームからの地域移行、単身生活への移行の受け皿</w:t>
+            </w:r>
+          </w:p>
+        </w:tc>
+      </w:tr>
+      <w:tr>
+        <w:tc>
+          <w:tcPr>
+            <w:tcW w:type="dxa" w:w="2677"/>
+            <w:vAlign w:val="center"/>
+          </w:tcPr>
+          <w:p>
+            <w:pPr>
+              <w:spacing w:before="20" w:after="20"/>
+            </w:pPr>
+            <w:r>
+              <w:rPr>
+                <w:rFonts w:ascii="游ゴシック" w:hAnsi="游ゴシック" w:eastAsia="游ゴシック"/>
+                <w:b w:val="0"/>
+                <w:i w:val="0"/>
+                <w:sz w:val="17"/>
+              </w:rPr>
+              <w:t>福島県地域福祉支援計画</w:t>
+            </w:r>
+          </w:p>
+        </w:tc>
+        <w:tc>
+          <w:tcPr>
+            <w:tcW w:type="dxa" w:w="1620"/>
+            <w:vAlign w:val="center"/>
+          </w:tcPr>
+          <w:p>
+            <w:pPr>
+              <w:spacing w:before="20" w:after="20"/>
+            </w:pPr>
+            <w:r>
+              <w:rPr>
+                <w:rFonts w:ascii="游ゴシック" w:hAnsi="游ゴシック" w:eastAsia="游ゴシック"/>
+                <w:b w:val="0"/>
+                <w:i w:val="0"/>
+                <w:sz w:val="17"/>
+              </w:rPr>
+              <w:t>県計画</w:t>
+            </w:r>
+          </w:p>
+        </w:tc>
+        <w:tc>
+          <w:tcPr>
+            <w:tcW w:type="dxa" w:w="5454"/>
+            <w:vAlign w:val="center"/>
+          </w:tcPr>
+          <w:p>
+            <w:pPr>
+              <w:spacing w:before="20" w:after="20"/>
+            </w:pPr>
+            <w:r>
+              <w:rPr>
+                <w:rFonts w:ascii="游ゴシック" w:hAnsi="游ゴシック" w:eastAsia="游ゴシック"/>
+                <w:b w:val="0"/>
+                <w:i w:val="0"/>
+                <w:sz w:val="17"/>
+              </w:rPr>
+              <w:t>町の地域福祉計画の上位。重層的支援体制整備事業</w:t>
             </w:r>
           </w:p>
         </w:tc>
@@ -1668,6 +1988,81 @@
       <w:pPr>
         <w:spacing w:after="40"/>
       </w:pPr>
+    </w:p>
+    <w:p>
+      <w:pPr>
+        <w:spacing w:before="40" w:after="160"/>
+        <w:ind w:left="113"/>
+      </w:pPr>
+      <w:r>
+        <w:rPr>
+          <w:rFonts w:ascii="游ゴシック" w:hAnsi="游ゴシック" w:eastAsia="游ゴシック"/>
+          <w:b/>
+          <w:i w:val="0"/>
+          <w:sz w:val="17"/>
+        </w:rPr>
+        <w:t>※ 本計画が求められる関係は2種類あります。</w:t>
+      </w:r>
+      <w:r>
+        <w:rPr>
+          <w:rFonts w:ascii="游ゴシック" w:hAnsi="游ゴシック" w:eastAsia="游ゴシック"/>
+          <w:b w:val="0"/>
+          <w:i w:val="0"/>
+          <w:sz w:val="17"/>
+        </w:rPr>
+        <w:t xml:space="preserve"> 障害者総合支援法は、市町村障害福祉計画が</w:t>
+      </w:r>
+      <w:r>
+        <w:rPr>
+          <w:rFonts w:ascii="游ゴシック" w:hAnsi="游ゴシック" w:eastAsia="游ゴシック"/>
+          <w:b/>
+          <w:i w:val="0"/>
+          <w:sz w:val="17"/>
+        </w:rPr>
+        <w:t>市町村障害者計画・市町村地域福祉計画その他の法律の規定による計画であって障害者等の福祉に関する事項を定めるものと調和</w:t>
+      </w:r>
+      <w:r>
+        <w:rPr>
+          <w:rFonts w:ascii="游ゴシック" w:hAnsi="游ゴシック" w:eastAsia="游ゴシック"/>
+          <w:b w:val="0"/>
+          <w:i w:val="0"/>
+          <w:sz w:val="17"/>
+        </w:rPr>
+        <w:t>が保たれたものでなければならないとしています（児童福祉法にも同様の規定があります）。</w:t>
+      </w:r>
+      <w:r>
+        <w:rPr>
+          <w:rFonts w:ascii="游ゴシック" w:hAnsi="游ゴシック" w:eastAsia="游ゴシック"/>
+          <w:b/>
+          <w:i w:val="0"/>
+          <w:sz w:val="17"/>
+        </w:rPr>
+        <w:t>条項の番号は原典で確かめたうえで記載します。</w:t>
+      </w:r>
+      <w:r>
+        <w:rPr>
+          <w:rFonts w:ascii="游ゴシック" w:hAnsi="游ゴシック" w:eastAsia="游ゴシック"/>
+          <w:b w:val="0"/>
+          <w:i w:val="0"/>
+          <w:sz w:val="17"/>
+        </w:rPr>
+        <w:t>※ 高齢者計画の素案 第1章3でも同じ整理をしており、両計画で相手方と書き方をそろえています。</w:t>
+      </w:r>
+    </w:p>
+    <w:p>
+      <w:pPr>
+        <w:spacing w:before="40" w:after="160"/>
+        <w:ind w:left="113"/>
+      </w:pPr>
+      <w:r>
+        <w:rPr>
+          <w:rFonts w:ascii="游ゴシック" w:hAnsi="游ゴシック" w:eastAsia="游ゴシック"/>
+          <w:b w:val="0"/>
+          <w:i w:val="0"/>
+          <w:sz w:val="17"/>
+        </w:rPr>
+        <w:t>資料：福島県保健医療計画（第八次・令和6年度〜令和11年度）。原本は 13_関連計画/原本_県計画/福島県保健医療計画_第八次/ に章ごとに置いています。</w:t>
+      </w:r>
     </w:p>
     <w:p>
       <w:pPr>

--- a/小野町_引継ぎ_整理済/09_骨子案/おのまち障がい者計画_第4期障がい児福祉計画_第8期障がい福祉計画_骨子案_第3版_20261015.docx
+++ b/小野町_引継ぎ_整理済/09_骨子案/おのまち障がい者計画_第4期障がい児福祉計画_第8期障がい福祉計画_骨子案_第3版_20261015.docx
@@ -3511,6 +3511,42 @@
               </w:rPr>
               <w:t>令和9年4月1日施行で、本計画期間の初日に当たります。</w:t>
             </w:r>
+            <w:r>
+              <w:rPr>
+                <w:rFonts w:ascii="游ゴシック" w:hAnsi="游ゴシック" w:eastAsia="游ゴシック"/>
+                <w:b/>
+                <w:i w:val="0"/>
+                <w:sz w:val="17"/>
+              </w:rPr>
+              <w:t>なお、条文が名指ししているのは2つではなく5つです。</w:t>
+            </w:r>
+            <w:r>
+              <w:rPr>
+                <w:rFonts w:ascii="游ゴシック" w:hAnsi="游ゴシック" w:eastAsia="游ゴシック"/>
+                <w:b w:val="0"/>
+                <w:i w:val="0"/>
+                <w:sz w:val="17"/>
+              </w:rPr>
+              <w:t xml:space="preserve"> 介護保険法第115条の48第5項は、障害者総合支援法第89条の3第1項の支援協議会のほか、</w:t>
+            </w:r>
+            <w:r>
+              <w:rPr>
+                <w:rFonts w:ascii="游ゴシック" w:hAnsi="游ゴシック" w:eastAsia="游ゴシック"/>
+                <w:b/>
+                <w:i w:val="0"/>
+                <w:sz w:val="17"/>
+              </w:rPr>
+              <w:t>社会福祉法第106条の3の2第1項の支援会議、住宅セーフティネット法第81条第1項の支援協議会、生活困窮者自立支援法第9条第1項の支援会議</w:t>
+            </w:r>
+            <w:r>
+              <w:rPr>
+                <w:rFonts w:ascii="游ゴシック" w:hAnsi="游ゴシック" w:eastAsia="游ゴシック"/>
+                <w:b w:val="0"/>
+                <w:i w:val="0"/>
+                <w:sz w:val="17"/>
+              </w:rPr>
+              <w:t>、その他支援体制の構築に資する会議を挙げています（障害者総合支援法第89条の3第5項も同じ構成です）。</w:t>
+            </w:r>
           </w:p>
         </w:tc>
         <w:tc>
@@ -3529,16 +3565,16 @@
                 <w:i w:val="0"/>
                 <w:sz w:val="17"/>
               </w:rPr>
-              <w:t>上の1から9までの判定を、この2つの会議の連携の場で行います。</w:t>
-            </w:r>
-            <w:r>
-              <w:rPr>
-                <w:rFonts w:ascii="游ゴシック" w:hAnsi="游ゴシック" w:eastAsia="游ゴシック"/>
-                <w:b w:val="0"/>
-                <w:i w:val="0"/>
-                <w:sz w:val="17"/>
-              </w:rPr>
-              <w:t xml:space="preserve"> 介護保険法の支援会議は、実施の一部を地域包括支援センターの設置者に委託することができます（同条第6項）。本町にどちらが置かれているかを確かめたうえで、</w:t>
+              <w:t>上の1から9までの判定を、これらの会議の連携の場で行います。</w:t>
+            </w:r>
+            <w:r>
+              <w:rPr>
+                <w:rFonts w:ascii="游ゴシック" w:hAnsi="游ゴシック" w:eastAsia="游ゴシック"/>
+                <w:b w:val="0"/>
+                <w:i w:val="0"/>
+                <w:sz w:val="17"/>
+              </w:rPr>
+              <w:t xml:space="preserve"> 介護保険法の支援会議は、実施の一部を地域包括支援センターの設置者に委託することができ（同条第6項）、運営に当たり包括的支援事業との連携を図ることその他地域の住民の意見を反映させるために必要な措置を講ずるよう努めるものとされます（同条第7項）。本町にどれが置かれているかを確かめたうえで、</w:t>
             </w:r>
             <w:r>
               <w:rPr>
@@ -3620,7 +3656,7 @@
           <w:i w:val="0"/>
           <w:sz w:val="17"/>
         </w:rPr>
-        <w:t>厚生労働省「社会福祉法等の一部を改正する法律案新旧対照条文」（全353頁）により確かめたもの</w:t>
+        <w:t>e-Gov 法令API（デジタル庁）により、令和9年4月1日時点に効力をもつ条文の現物で確かめたもの</w:t>
       </w:r>
       <w:r>
         <w:rPr>
@@ -3629,7 +3665,25 @@
           <w:i w:val="0"/>
           <w:sz w:val="17"/>
         </w:rPr>
-        <w:t>です。1から9までの制度の内容について、</w:t>
+        <w:t>です（令和8年10月19日取得）。令和9年4月1日は本計画期間の初日であり、</w:t>
+      </w:r>
+      <w:r>
+        <w:rPr>
+          <w:rFonts w:ascii="游ゴシック" w:hAnsi="游ゴシック" w:eastAsia="游ゴシック"/>
+          <w:b/>
+          <w:i w:val="0"/>
+          <w:sz w:val="17"/>
+        </w:rPr>
+        <w:t>計画期間に適用される条文は改正後のものです。</w:t>
+      </w:r>
+      <w:r>
+        <w:rPr>
+          <w:rFonts w:ascii="游ゴシック" w:hAnsi="游ゴシック" w:eastAsia="游ゴシック"/>
+          <w:b w:val="0"/>
+          <w:i w:val="0"/>
+          <w:sz w:val="17"/>
+        </w:rPr>
+        <w:t xml:space="preserve"> 改正の本体は社会福祉法等の一部を改正する法律（令和8年法律第51号。公布 令和8年6月25日）です。1から9までの制度の内容について、</w:t>
       </w:r>
       <w:r>
         <w:rPr>
@@ -3647,7 +3701,7 @@
           <w:i w:val="0"/>
           <w:sz w:val="17"/>
         </w:rPr>
-        <w:t xml:space="preserve"> 介護保険法施行法・同法施行規則・障害者総合支援法施行令は当方の環境から取得できていないため、</w:t>
+        <w:t xml:space="preserve"> </w:t>
       </w:r>
       <w:r>
         <w:rPr>
@@ -3656,7 +3710,25 @@
           <w:i w:val="0"/>
           <w:sz w:val="17"/>
         </w:rPr>
-        <w:t>記憶で条項の番号を書くことはしていません。</w:t>
+        <w:t>介護保険法施行法・同法施行令・同法施行規則・障害者総合支援法施行令・同法施行規則も、同じ法令APIで取得できます。</w:t>
+      </w:r>
+      <w:r>
+        <w:rPr>
+          <w:rFonts w:ascii="游ゴシック" w:hAnsi="游ゴシック" w:eastAsia="游ゴシック"/>
+          <w:b w:val="0"/>
+          <w:i w:val="0"/>
+          <w:sz w:val="17"/>
+        </w:rPr>
+        <w:t xml:space="preserve"> </w:t>
+      </w:r>
+      <w:r>
+        <w:rPr>
+          <w:rFonts w:ascii="游ゴシック" w:hAnsi="游ゴシック" w:eastAsia="游ゴシック"/>
+          <w:b/>
+          <w:i w:val="0"/>
+          <w:sz w:val="17"/>
+        </w:rPr>
+        <w:t>ただし告示は法令APIの対象外です。</w:t>
       </w:r>
       <w:r>
         <w:rPr>
@@ -5434,7 +5506,7 @@
           <w:i w:val="0"/>
           <w:sz w:val="21"/>
         </w:rPr>
-        <w:t>支援の対象に18歳以上の医療的ケア者と重症心身障害者が加わり（第2条第3項・第4項）、就労支援（第11条の3）、住居の確保（第11条の4）、地域格差の是正のための検証等（第22条）が新たに置かれました。</w:t>
+        <w:t>支援の対象に18歳以上の医療的ケア児等と重症心身障害者が加わり（第2条第3項・第4項）、就労支援（第11条の3）、住居の確保（第11条の4）、地域格差の是正のための検証等（第22条）が新たに置かれました。</w:t>
       </w:r>
       <w:r>
         <w:rPr>
@@ -10098,14 +10170,14 @@
         </w:tblCellMar>
       </w:tblPr>
       <w:tblGrid>
-        <w:gridCol w:w="1476"/>
-        <w:gridCol w:w="5310"/>
-        <w:gridCol w:w="2965"/>
+        <w:gridCol w:w="1472"/>
+        <w:gridCol w:w="5334"/>
+        <w:gridCol w:w="2945"/>
       </w:tblGrid>
       <w:tr>
         <w:tc>
           <w:tcPr>
-            <w:tcW w:type="dxa" w:w="1476"/>
+            <w:tcW w:type="dxa" w:w="1472"/>
             <w:shd w:val="clear" w:fill="1F3864"/>
             <w:vAlign w:val="center"/>
           </w:tcPr>
@@ -10128,7 +10200,7 @@
         </w:tc>
         <w:tc>
           <w:tcPr>
-            <w:tcW w:type="dxa" w:w="5310"/>
+            <w:tcW w:type="dxa" w:w="5334"/>
             <w:shd w:val="clear" w:fill="1F3864"/>
             <w:vAlign w:val="center"/>
           </w:tcPr>
@@ -10151,7 +10223,7 @@
         </w:tc>
         <w:tc>
           <w:tcPr>
-            <w:tcW w:type="dxa" w:w="2965"/>
+            <w:tcW w:type="dxa" w:w="2945"/>
             <w:shd w:val="clear" w:fill="1F3864"/>
             <w:vAlign w:val="center"/>
           </w:tcPr>
@@ -10176,7 +10248,7 @@
       <w:tr>
         <w:tc>
           <w:tcPr>
-            <w:tcW w:type="dxa" w:w="1476"/>
+            <w:tcW w:type="dxa" w:w="1472"/>
             <w:vAlign w:val="center"/>
           </w:tcPr>
           <w:p>
@@ -10196,7 +10268,7 @@
         </w:tc>
         <w:tc>
           <w:tcPr>
-            <w:tcW w:type="dxa" w:w="5310"/>
+            <w:tcW w:type="dxa" w:w="5334"/>
             <w:vAlign w:val="center"/>
           </w:tcPr>
           <w:p>
@@ -10216,7 +10288,7 @@
         </w:tc>
         <w:tc>
           <w:tcPr>
-            <w:tcW w:type="dxa" w:w="2965"/>
+            <w:tcW w:type="dxa" w:w="2945"/>
             <w:vAlign w:val="center"/>
           </w:tcPr>
           <w:p>
@@ -10238,7 +10310,7 @@
       <w:tr>
         <w:tc>
           <w:tcPr>
-            <w:tcW w:type="dxa" w:w="1476"/>
+            <w:tcW w:type="dxa" w:w="1472"/>
             <w:vAlign w:val="center"/>
           </w:tcPr>
           <w:p>
@@ -10258,7 +10330,7 @@
         </w:tc>
         <w:tc>
           <w:tcPr>
-            <w:tcW w:type="dxa" w:w="5310"/>
+            <w:tcW w:type="dxa" w:w="5334"/>
             <w:vAlign w:val="center"/>
           </w:tcPr>
           <w:p>
@@ -10278,7 +10350,7 @@
         </w:tc>
         <w:tc>
           <w:tcPr>
-            <w:tcW w:type="dxa" w:w="2965"/>
+            <w:tcW w:type="dxa" w:w="2945"/>
             <w:vAlign w:val="center"/>
           </w:tcPr>
           <w:p>
@@ -10300,7 +10372,7 @@
       <w:tr>
         <w:tc>
           <w:tcPr>
-            <w:tcW w:type="dxa" w:w="1476"/>
+            <w:tcW w:type="dxa" w:w="1472"/>
             <w:vAlign w:val="center"/>
           </w:tcPr>
           <w:p>
@@ -10320,7 +10392,7 @@
         </w:tc>
         <w:tc>
           <w:tcPr>
-            <w:tcW w:type="dxa" w:w="5310"/>
+            <w:tcW w:type="dxa" w:w="5334"/>
             <w:vAlign w:val="center"/>
           </w:tcPr>
           <w:p>
@@ -10340,7 +10412,7 @@
         </w:tc>
         <w:tc>
           <w:tcPr>
-            <w:tcW w:type="dxa" w:w="2965"/>
+            <w:tcW w:type="dxa" w:w="2945"/>
             <w:vAlign w:val="center"/>
           </w:tcPr>
           <w:p>
@@ -10362,7 +10434,7 @@
       <w:tr>
         <w:tc>
           <w:tcPr>
-            <w:tcW w:type="dxa" w:w="1476"/>
+            <w:tcW w:type="dxa" w:w="1472"/>
             <w:vAlign w:val="center"/>
           </w:tcPr>
           <w:p>
@@ -10382,7 +10454,7 @@
         </w:tc>
         <w:tc>
           <w:tcPr>
-            <w:tcW w:type="dxa" w:w="5310"/>
+            <w:tcW w:type="dxa" w:w="5334"/>
             <w:vAlign w:val="center"/>
           </w:tcPr>
           <w:p>
@@ -10402,7 +10474,7 @@
         </w:tc>
         <w:tc>
           <w:tcPr>
-            <w:tcW w:type="dxa" w:w="2965"/>
+            <w:tcW w:type="dxa" w:w="2945"/>
             <w:vAlign w:val="center"/>
           </w:tcPr>
           <w:p>
@@ -10424,7 +10496,7 @@
       <w:tr>
         <w:tc>
           <w:tcPr>
-            <w:tcW w:type="dxa" w:w="1476"/>
+            <w:tcW w:type="dxa" w:w="1472"/>
             <w:vAlign w:val="center"/>
           </w:tcPr>
           <w:p>
@@ -10444,7 +10516,7 @@
         </w:tc>
         <w:tc>
           <w:tcPr>
-            <w:tcW w:type="dxa" w:w="5310"/>
+            <w:tcW w:type="dxa" w:w="5334"/>
             <w:vAlign w:val="center"/>
           </w:tcPr>
           <w:p>
@@ -10464,7 +10536,7 @@
         </w:tc>
         <w:tc>
           <w:tcPr>
-            <w:tcW w:type="dxa" w:w="2965"/>
+            <w:tcW w:type="dxa" w:w="2945"/>
             <w:vAlign w:val="center"/>
           </w:tcPr>
           <w:p>
@@ -10486,7 +10558,7 @@
       <w:tr>
         <w:tc>
           <w:tcPr>
-            <w:tcW w:type="dxa" w:w="1476"/>
+            <w:tcW w:type="dxa" w:w="1472"/>
             <w:vAlign w:val="center"/>
           </w:tcPr>
           <w:p>
@@ -10506,7 +10578,7 @@
         </w:tc>
         <w:tc>
           <w:tcPr>
-            <w:tcW w:type="dxa" w:w="5310"/>
+            <w:tcW w:type="dxa" w:w="5334"/>
             <w:vAlign w:val="center"/>
           </w:tcPr>
           <w:p>
@@ -10526,7 +10598,7 @@
         </w:tc>
         <w:tc>
           <w:tcPr>
-            <w:tcW w:type="dxa" w:w="2965"/>
+            <w:tcW w:type="dxa" w:w="2945"/>
             <w:vAlign w:val="center"/>
           </w:tcPr>
           <w:p>
@@ -10548,7 +10620,7 @@
       <w:tr>
         <w:tc>
           <w:tcPr>
-            <w:tcW w:type="dxa" w:w="1476"/>
+            <w:tcW w:type="dxa" w:w="1472"/>
             <w:vAlign w:val="center"/>
           </w:tcPr>
           <w:p>
@@ -10568,7 +10640,7 @@
         </w:tc>
         <w:tc>
           <w:tcPr>
-            <w:tcW w:type="dxa" w:w="5310"/>
+            <w:tcW w:type="dxa" w:w="5334"/>
             <w:vAlign w:val="center"/>
           </w:tcPr>
           <w:p>
@@ -10588,7 +10660,7 @@
         </w:tc>
         <w:tc>
           <w:tcPr>
-            <w:tcW w:type="dxa" w:w="2965"/>
+            <w:tcW w:type="dxa" w:w="2945"/>
             <w:vAlign w:val="center"/>
           </w:tcPr>
           <w:p>
@@ -10610,7 +10682,7 @@
       <w:tr>
         <w:tc>
           <w:tcPr>
-            <w:tcW w:type="dxa" w:w="1476"/>
+            <w:tcW w:type="dxa" w:w="1472"/>
             <w:vAlign w:val="center"/>
           </w:tcPr>
           <w:p>
@@ -10630,7 +10702,7 @@
         </w:tc>
         <w:tc>
           <w:tcPr>
-            <w:tcW w:type="dxa" w:w="5310"/>
+            <w:tcW w:type="dxa" w:w="5334"/>
             <w:vAlign w:val="center"/>
           </w:tcPr>
           <w:p>
@@ -10650,7 +10722,7 @@
         </w:tc>
         <w:tc>
           <w:tcPr>
-            <w:tcW w:type="dxa" w:w="2965"/>
+            <w:tcW w:type="dxa" w:w="2945"/>
             <w:vAlign w:val="center"/>
           </w:tcPr>
           <w:p>
@@ -10672,7 +10744,7 @@
       <w:tr>
         <w:tc>
           <w:tcPr>
-            <w:tcW w:type="dxa" w:w="1476"/>
+            <w:tcW w:type="dxa" w:w="1472"/>
             <w:vAlign w:val="center"/>
           </w:tcPr>
           <w:p>
@@ -10692,7 +10764,7 @@
         </w:tc>
         <w:tc>
           <w:tcPr>
-            <w:tcW w:type="dxa" w:w="5310"/>
+            <w:tcW w:type="dxa" w:w="5334"/>
             <w:vAlign w:val="center"/>
           </w:tcPr>
           <w:p>
@@ -10712,7 +10784,7 @@
         </w:tc>
         <w:tc>
           <w:tcPr>
-            <w:tcW w:type="dxa" w:w="2965"/>
+            <w:tcW w:type="dxa" w:w="2945"/>
             <w:vAlign w:val="center"/>
           </w:tcPr>
           <w:p>
@@ -10734,7 +10806,7 @@
       <w:tr>
         <w:tc>
           <w:tcPr>
-            <w:tcW w:type="dxa" w:w="1476"/>
+            <w:tcW w:type="dxa" w:w="1472"/>
             <w:vAlign w:val="center"/>
           </w:tcPr>
           <w:p>
@@ -10754,7 +10826,7 @@
         </w:tc>
         <w:tc>
           <w:tcPr>
-            <w:tcW w:type="dxa" w:w="5310"/>
+            <w:tcW w:type="dxa" w:w="5334"/>
             <w:vAlign w:val="center"/>
           </w:tcPr>
           <w:p>
@@ -10774,7 +10846,7 @@
         </w:tc>
         <w:tc>
           <w:tcPr>
-            <w:tcW w:type="dxa" w:w="2965"/>
+            <w:tcW w:type="dxa" w:w="2945"/>
             <w:vAlign w:val="center"/>
           </w:tcPr>
           <w:p>
@@ -10796,7 +10868,7 @@
       <w:tr>
         <w:tc>
           <w:tcPr>
-            <w:tcW w:type="dxa" w:w="1476"/>
+            <w:tcW w:type="dxa" w:w="1472"/>
             <w:vAlign w:val="center"/>
           </w:tcPr>
           <w:p>
@@ -10816,27 +10888,27 @@
         </w:tc>
         <w:tc>
           <w:tcPr>
-            <w:tcW w:type="dxa" w:w="5310"/>
-            <w:vAlign w:val="center"/>
-          </w:tcPr>
-          <w:p>
-            <w:pPr>
-              <w:spacing w:before="20" w:after="20"/>
-            </w:pPr>
-            <w:r>
-              <w:rPr>
-                <w:rFonts w:ascii="游ゴシック" w:hAnsi="游ゴシック" w:eastAsia="游ゴシック"/>
-                <w:b w:val="0"/>
-                <w:i w:val="0"/>
-                <w:sz w:val="17"/>
-              </w:rPr>
-              <w:t>医療的ケア児等（医療的ケア者を含む）の人数と状況、医療的ケア児等コーディネーターの配置状況</w:t>
-            </w:r>
-          </w:p>
-        </w:tc>
-        <w:tc>
-          <w:tcPr>
-            <w:tcW w:type="dxa" w:w="2965"/>
+            <w:tcW w:type="dxa" w:w="5334"/>
+            <w:vAlign w:val="center"/>
+          </w:tcPr>
+          <w:p>
+            <w:pPr>
+              <w:spacing w:before="20" w:after="20"/>
+            </w:pPr>
+            <w:r>
+              <w:rPr>
+                <w:rFonts w:ascii="游ゴシック" w:hAnsi="游ゴシック" w:eastAsia="游ゴシック"/>
+                <w:b w:val="0"/>
+                <w:i w:val="0"/>
+                <w:sz w:val="17"/>
+              </w:rPr>
+              <w:t>医療的ケア児等（18歳以上の方を含む）の人数と状況、医療的ケア児等コーディネーターの配置状況</w:t>
+            </w:r>
+          </w:p>
+        </w:tc>
+        <w:tc>
+          <w:tcPr>
+            <w:tcW w:type="dxa" w:w="2945"/>
             <w:vAlign w:val="center"/>
           </w:tcPr>
           <w:p>
@@ -10858,7 +10930,7 @@
       <w:tr>
         <w:tc>
           <w:tcPr>
-            <w:tcW w:type="dxa" w:w="1476"/>
+            <w:tcW w:type="dxa" w:w="1472"/>
             <w:vAlign w:val="center"/>
           </w:tcPr>
           <w:p>
@@ -10878,7 +10950,7 @@
         </w:tc>
         <w:tc>
           <w:tcPr>
-            <w:tcW w:type="dxa" w:w="5310"/>
+            <w:tcW w:type="dxa" w:w="5334"/>
             <w:vAlign w:val="center"/>
           </w:tcPr>
           <w:p>
@@ -10898,7 +10970,7 @@
         </w:tc>
         <w:tc>
           <w:tcPr>
-            <w:tcW w:type="dxa" w:w="2965"/>
+            <w:tcW w:type="dxa" w:w="2945"/>
             <w:vAlign w:val="center"/>
           </w:tcPr>
           <w:p>
@@ -10920,7 +10992,7 @@
       <w:tr>
         <w:tc>
           <w:tcPr>
-            <w:tcW w:type="dxa" w:w="1476"/>
+            <w:tcW w:type="dxa" w:w="1472"/>
             <w:vAlign w:val="center"/>
           </w:tcPr>
           <w:p>
@@ -10940,7 +11012,7 @@
         </w:tc>
         <w:tc>
           <w:tcPr>
-            <w:tcW w:type="dxa" w:w="5310"/>
+            <w:tcW w:type="dxa" w:w="5334"/>
             <w:vAlign w:val="center"/>
           </w:tcPr>
           <w:p>
@@ -10960,7 +11032,7 @@
         </w:tc>
         <w:tc>
           <w:tcPr>
-            <w:tcW w:type="dxa" w:w="2965"/>
+            <w:tcW w:type="dxa" w:w="2945"/>
             <w:vAlign w:val="center"/>
           </w:tcPr>
           <w:p>
@@ -10982,7 +11054,7 @@
       <w:tr>
         <w:tc>
           <w:tcPr>
-            <w:tcW w:type="dxa" w:w="1476"/>
+            <w:tcW w:type="dxa" w:w="1472"/>
             <w:vAlign w:val="center"/>
           </w:tcPr>
           <w:p>
@@ -11002,7 +11074,7 @@
         </w:tc>
         <w:tc>
           <w:tcPr>
-            <w:tcW w:type="dxa" w:w="5310"/>
+            <w:tcW w:type="dxa" w:w="5334"/>
             <w:vAlign w:val="center"/>
           </w:tcPr>
           <w:p>
@@ -11022,7 +11094,7 @@
         </w:tc>
         <w:tc>
           <w:tcPr>
-            <w:tcW w:type="dxa" w:w="2965"/>
+            <w:tcW w:type="dxa" w:w="2945"/>
             <w:vAlign w:val="center"/>
           </w:tcPr>
           <w:p>
@@ -11044,7 +11116,7 @@
       <w:tr>
         <w:tc>
           <w:tcPr>
-            <w:tcW w:type="dxa" w:w="1476"/>
+            <w:tcW w:type="dxa" w:w="1472"/>
             <w:vAlign w:val="center"/>
           </w:tcPr>
           <w:p>
@@ -11064,7 +11136,7 @@
         </w:tc>
         <w:tc>
           <w:tcPr>
-            <w:tcW w:type="dxa" w:w="5310"/>
+            <w:tcW w:type="dxa" w:w="5334"/>
             <w:vAlign w:val="center"/>
           </w:tcPr>
           <w:p>
@@ -11084,7 +11156,7 @@
         </w:tc>
         <w:tc>
           <w:tcPr>
-            <w:tcW w:type="dxa" w:w="2965"/>
+            <w:tcW w:type="dxa" w:w="2945"/>
             <w:vAlign w:val="center"/>
           </w:tcPr>
           <w:p>

--- a/小野町_引継ぎ_整理済/09_骨子案/おのまち障がい者計画_第4期障がい児福祉計画_第8期障がい福祉計画_骨子案_第3版_20261015.docx
+++ b/小野町_引継ぎ_整理済/09_骨子案/おのまち障がい者計画_第4期障がい児福祉計画_第8期障がい福祉計画_骨子案_第3版_20261015.docx
@@ -2092,7 +2092,7 @@
           <w:i w:val="0"/>
           <w:sz w:val="21"/>
         </w:rPr>
-        <w:t>本町では、高齢者福祉計画・介護保険事業計画と、障がい者計画・障がい福祉計画・障がい児福祉計画を</w:t>
+        <w:t>本町では、高齢者保健福祉計画・介護保険事業計画と、障がい者計画・障がい福祉計画・障がい児福祉計画を</w:t>
       </w:r>
       <w:r>
         <w:rPr>
@@ -2142,7 +2142,7 @@
           <w:i w:val="0"/>
           <w:sz w:val="21"/>
         </w:rPr>
-        <w:t>同じ方が両方の見込量に入る</w:t>
+        <w:t>同じ方の同じ利用が両方の見込量に入る</w:t>
       </w:r>
       <w:r>
         <w:rPr>
@@ -2169,7 +2169,7 @@
           <w:i w:val="0"/>
           <w:sz w:val="21"/>
         </w:rPr>
-        <w:t>ということが起こります。</w:t>
+        <w:t>ということが起こります。なお、同じ方が両制度のサービスを併せて使うことはあり、その場合はそれぞれの計画に計上します。</w:t>
       </w:r>
     </w:p>
     <w:p>
@@ -4110,7 +4110,6 @@
           </w:tcPr>
           <w:p>
             <w:pPr>
-              <w:keepNext/>
               <w:spacing w:before="20" w:after="20"/>
             </w:pPr>
             <w:r>
@@ -4131,7 +4130,6 @@
           </w:tcPr>
           <w:p>
             <w:pPr>
-              <w:keepNext/>
               <w:spacing w:before="20" w:after="20"/>
             </w:pPr>
             <w:r>
@@ -4152,7 +4150,6 @@
           </w:tcPr>
           <w:p>
             <w:pPr>
-              <w:keepNext/>
               <w:spacing w:before="20" w:after="20"/>
             </w:pPr>
             <w:r>
@@ -4175,6 +4172,7 @@
           </w:tcPr>
           <w:p>
             <w:pPr>
+              <w:keepNext/>
               <w:spacing w:before="20" w:after="20"/>
             </w:pPr>
             <w:r>
@@ -4195,6 +4193,7 @@
           </w:tcPr>
           <w:p>
             <w:pPr>
+              <w:keepNext/>
               <w:spacing w:before="20" w:after="20"/>
             </w:pPr>
             <w:r>
@@ -4214,6 +4213,78 @@
                 <w:sz w:val="17"/>
               </w:rPr>
               <w:t>単独設置か田村地方での共同設置か、年間の開催回数と構成員</w:t>
+            </w:r>
+          </w:p>
+        </w:tc>
+        <w:tc>
+          <w:tcPr>
+            <w:tcW w:type="dxa" w:w="2494"/>
+            <w:vAlign w:val="center"/>
+          </w:tcPr>
+          <w:p>
+            <w:pPr>
+              <w:keepNext/>
+              <w:spacing w:before="20" w:after="20"/>
+            </w:pPr>
+            <w:r>
+              <w:rPr>
+                <w:rFonts w:ascii="游ゴシック" w:hAnsi="游ゴシック" w:eastAsia="游ゴシック"/>
+                <w:b w:val="0"/>
+                <w:i w:val="0"/>
+                <w:sz w:val="17"/>
+              </w:rPr>
+              <w:t>10（判定を行う場）</w:t>
+            </w:r>
+          </w:p>
+        </w:tc>
+      </w:tr>
+      <w:tr>
+        <w:tc>
+          <w:tcPr>
+            <w:tcW w:type="dxa" w:w="454"/>
+            <w:vAlign w:val="center"/>
+          </w:tcPr>
+          <w:p>
+            <w:pPr>
+              <w:spacing w:before="20" w:after="20"/>
+            </w:pPr>
+            <w:r>
+              <w:rPr>
+                <w:rFonts w:ascii="游ゴシック" w:hAnsi="游ゴシック" w:eastAsia="游ゴシック"/>
+                <w:b w:val="0"/>
+                <w:i w:val="0"/>
+                <w:sz w:val="17"/>
+              </w:rPr>
+              <w:t>7</w:t>
+            </w:r>
+          </w:p>
+        </w:tc>
+        <w:tc>
+          <w:tcPr>
+            <w:tcW w:type="dxa" w:w="6803"/>
+            <w:vAlign w:val="center"/>
+          </w:tcPr>
+          <w:p>
+            <w:pPr>
+              <w:spacing w:before="20" w:after="20"/>
+            </w:pPr>
+            <w:r>
+              <w:rPr>
+                <w:rFonts w:ascii="游ゴシック" w:hAnsi="游ゴシック" w:eastAsia="游ゴシック"/>
+                <w:b/>
+                <w:i w:val="0"/>
+                <w:sz w:val="17"/>
+              </w:rPr>
+              <w:t>社会福祉法第106条の3の2の支援会議、住宅セーフティネット法第81条第1項の居住支援協議会、生活困窮者自立支援法第9条第1項の支援会議の設置の有無。</w:t>
+            </w:r>
+            <w:r>
+              <w:rPr>
+                <w:rFonts w:ascii="游ゴシック" w:hAnsi="游ゴシック" w:eastAsia="游ゴシック"/>
+                <w:b w:val="0"/>
+                <w:i w:val="0"/>
+                <w:sz w:val="17"/>
+              </w:rPr>
+              <w:t>改正後の介護保険法第115条の48第5項は、これらとの相互の連携も努力義務としているため、置かれている会議体を一覧にします</w:t>
             </w:r>
           </w:p>
         </w:tc>
